--- a/Τελικό Παραδοτέο.docx
+++ b/Τελικό Παραδοτέο.docx
@@ -98,7 +98,7 @@
           <w:szCs w:val="72"/>
           <w:rtl w:val="0"/>
         </w:rPr>
-        <w:t xml:space="preserve">1ο Παραδοτέο της εργασίας Τεχνολογίας Λογισμικού </w:t>
+        <w:t xml:space="preserve">IndusStock</w:t>
       </w:r>
     </w:p>
     <w:p>
@@ -114,6 +114,29 @@
           <w:szCs w:val="72"/>
         </w:rPr>
       </w:pPr>
+      <w:r>
+        <w:rPr>
+          <w:rFonts w:ascii="Calibri" w:cs="Calibri" w:eastAsia="Calibri" w:hAnsi="Calibri"/>
+          <w:sz w:val="72"/>
+          <w:szCs w:val="72"/>
+          <w:rtl w:val="0"/>
+        </w:rPr>
+        <w:t xml:space="preserve">Τεχνολογίας Λογισμικού </w:t>
+      </w:r>
+    </w:p>
+    <w:p>
+      <w:pPr>
+        <w:pStyle w:val="Title"/>
+        <w:keepNext w:val="0"/>
+        <w:keepLines w:val="0"/>
+        <w:spacing w:after="0" w:line="240" w:lineRule="auto"/>
+        <w:jc w:val="center"/>
+        <w:rPr>
+          <w:rFonts w:ascii="Calibri" w:cs="Calibri" w:eastAsia="Calibri" w:hAnsi="Calibri"/>
+          <w:sz w:val="72"/>
+          <w:szCs w:val="72"/>
+        </w:rPr>
+      </w:pPr>
       <w:bookmarkStart w:colFirst="0" w:colLast="0" w:name="_u50gxwh8n3za" w:id="0"/>
       <w:bookmarkEnd w:id="0"/>
       <w:r>
@@ -1332,12 +1355,12 @@
           <wp:inline distB="114300" distT="114300" distL="114300" distR="114300">
             <wp:extent cx="5731200" cy="3873500"/>
             <wp:effectExtent b="0" l="0" r="0" t="0"/>
-            <wp:docPr id="2" name="image2.png"/>
+            <wp:docPr id="2" name="image5.png"/>
             <a:graphic>
               <a:graphicData uri="http://schemas.openxmlformats.org/drawingml/2006/picture">
                 <pic:pic>
                   <pic:nvPicPr>
-                    <pic:cNvPr id="0" name="image2.png"/>
+                    <pic:cNvPr id="0" name="image5.png"/>
                     <pic:cNvPicPr preferRelativeResize="0"/>
                   </pic:nvPicPr>
                   <pic:blipFill>
@@ -1491,12 +1514,12 @@
           <wp:inline distB="114300" distT="114300" distL="114300" distR="114300">
             <wp:extent cx="5731200" cy="3848100"/>
             <wp:effectExtent b="0" l="0" r="0" t="0"/>
-            <wp:docPr id="5" name="image1.png"/>
+            <wp:docPr id="5" name="image3.png"/>
             <a:graphic>
               <a:graphicData uri="http://schemas.openxmlformats.org/drawingml/2006/picture">
                 <pic:pic>
                   <pic:nvPicPr>
-                    <pic:cNvPr id="0" name="image1.png"/>
+                    <pic:cNvPr id="0" name="image3.png"/>
                     <pic:cNvPicPr preferRelativeResize="0"/>
                   </pic:nvPicPr>
                   <pic:blipFill>
@@ -1737,12 +1760,12 @@
           <wp:inline distB="114300" distT="114300" distL="114300" distR="114300">
             <wp:extent cx="4986338" cy="3676650"/>
             <wp:effectExtent b="0" l="0" r="0" t="0"/>
-            <wp:docPr id="3" name="image5.png"/>
+            <wp:docPr id="3" name="image4.png"/>
             <a:graphic>
               <a:graphicData uri="http://schemas.openxmlformats.org/drawingml/2006/picture">
                 <pic:pic>
                   <pic:nvPicPr>
-                    <pic:cNvPr id="0" name="image5.png"/>
+                    <pic:cNvPr id="0" name="image4.png"/>
                     <pic:cNvPicPr preferRelativeResize="0"/>
                   </pic:nvPicPr>
                   <pic:blipFill>
@@ -1990,12 +2013,12 @@
           <wp:inline distB="114300" distT="114300" distL="114300" distR="114300">
             <wp:extent cx="5731200" cy="3403600"/>
             <wp:effectExtent b="0" l="0" r="0" t="0"/>
-            <wp:docPr id="1" name="image3.png"/>
+            <wp:docPr id="1" name="image2.png"/>
             <a:graphic>
               <a:graphicData uri="http://schemas.openxmlformats.org/drawingml/2006/picture">
                 <pic:pic>
                   <pic:nvPicPr>
-                    <pic:cNvPr id="0" name="image3.png"/>
+                    <pic:cNvPr id="0" name="image2.png"/>
                     <pic:cNvPicPr preferRelativeResize="0"/>
                   </pic:nvPicPr>
                   <pic:blipFill>
@@ -3166,7 +3189,7 @@
           <w:szCs w:val="28"/>
           <w:rtl w:val="0"/>
         </w:rPr>
-        <w:t xml:space="preserve">    8. Το σύστημα ανανεώνει το απόθεμα των προϊόντων του καταστήματος                    και την λίστα παραγγελιών.</w:t>
+        <w:t xml:space="preserve">    8. Το σύστημα ανανεώνει το απόθεμα των προϊόντων του καταστήματος και την λίστα παραγγελιών.</w:t>
       </w:r>
     </w:p>
     <w:p>
@@ -3488,7 +3511,7 @@
           <w:szCs w:val="28"/>
           <w:rtl w:val="0"/>
         </w:rPr>
-        <w:t xml:space="preserve">Το σύστημα ανανεώνει το απόθεμα των προϊόντων του καταστήματος                    και την λίστα πωλήσεων.</w:t>
+        <w:t xml:space="preserve">Το σύστημα ανανεώνει το απόθεμα των προϊόντων του καταστήματος και την λίστα πωλήσεων.</w:t>
       </w:r>
     </w:p>
     <w:p>
@@ -6688,7 +6711,7 @@
           <w:szCs w:val="28"/>
           <w:rtl w:val="0"/>
         </w:rPr>
-        <w:t xml:space="preserve">Ο Δ.Α./Δ.Κ. επιλέγει μια απο τις ημέρες στο ημερολόγιο. </w:t>
+        <w:t xml:space="preserve">Ο Δ.Α./Δ.Κ. επιλέγει μια από τις ημέρες στο ημερολόγιο. </w:t>
       </w:r>
     </w:p>
     <w:p>
@@ -7848,12 +7871,12 @@
           <wp:inline distB="114300" distT="114300" distL="114300" distR="114300">
             <wp:extent cx="5731200" cy="4025900"/>
             <wp:effectExtent b="0" l="0" r="0" t="0"/>
-            <wp:docPr id="4" name="image4.png"/>
+            <wp:docPr id="4" name="image1.png"/>
             <a:graphic>
               <a:graphicData uri="http://schemas.openxmlformats.org/drawingml/2006/picture">
                 <pic:pic>
                   <pic:nvPicPr>
-                    <pic:cNvPr id="0" name="image4.png"/>
+                    <pic:cNvPr id="0" name="image1.png"/>
                     <pic:cNvPicPr preferRelativeResize="0"/>
                   </pic:nvPicPr>
                   <pic:blipFill>
